--- a/downloads/Integrity-Travel-Consulting-Intake-Evaluation-Form.docx
+++ b/downloads/Integrity-Travel-Consulting-Intake-Evaluation-Form.docx
@@ -1,6 +1,6 @@
 
 <file path=word/document.xml><?xml version="1.0" encoding="utf-8"?>
-<w:document xmlns:wpc="http://schemas.microsoft.com/office/word/2010/wordprocessingCanvas" xmlns:cx="http://schemas.microsoft.com/office/drawing/2014/chartex" xmlns:cx1="http://schemas.microsoft.com/office/drawing/2015/9/8/chartex" xmlns:cx2="http://schemas.microsoft.com/office/drawing/2015/10/21/chartex" xmlns:cx3="http://schemas.microsoft.com/office/drawing/2016/5/9/chartex" xmlns:cx4="http://schemas.microsoft.com/office/drawing/2016/5/10/chartex" xmlns:cx5="http://schemas.microsoft.com/office/drawing/2016/5/11/chartex" xmlns:cx6="http://schemas.microsoft.com/office/drawing/2016/5/12/chartex" xmlns:cx7="http://schemas.microsoft.com/office/drawing/2016/5/13/chartex" xmlns:cx8="http://schemas.microsoft.com/office/drawing/2016/5/14/chartex" xmlns:mc="http://schemas.openxmlformats.org/markup-compatibility/2006" xmlns:aink="http://schemas.microsoft.com/office/drawing/2016/ink" xmlns:am3d="http://schemas.microsoft.com/office/drawing/2017/model3d" xmlns:o="urn:schemas-microsoft-com:office:office" xmlns:oel="http://schemas.microsoft.com/office/2019/extlst" xmlns:r="http://schemas.openxmlformats.org/officeDocument/2006/relationships" xmlns:m="http://schemas.openxmlformats.org/officeDocument/2006/math" xmlns:v="urn:schemas-microsoft-com:vml" xmlns:wp14="http://schemas.microsoft.com/office/word/2010/wordprocessingDrawing" xmlns:wp="http://schemas.openxmlformats.org/drawingml/2006/wordprocessingDrawing" xmlns:w10="urn:schemas-microsoft-com:office:word" xmlns:w="http://schemas.openxmlformats.org/wordprocessingml/2006/main" xmlns:w14="http://schemas.microsoft.com/office/word/2010/wordml" xmlns:w15="http://schemas.microsoft.com/office/word/2012/wordml" xmlns:w16cex="http://schemas.microsoft.com/office/word/2018/wordml/cex" xmlns:w16cid="http://schemas.microsoft.com/office/word/2016/wordml/cid" xmlns:w16="http://schemas.microsoft.com/office/word/2018/wordml" xmlns:w16du="http://schemas.microsoft.com/office/word/2023/wordml/word16du" xmlns:w16sdtdh="http://schemas.microsoft.com/office/word/2020/wordml/sdtdatahash" xmlns:w16sdtfl="http://schemas.microsoft.com/office/word/2024/wordml/sdtformatlock" xmlns:w16se="http://schemas.microsoft.com/office/word/2015/wordml/symex" xmlns:wpg="http://schemas.microsoft.com/office/word/2010/wordprocessingGroup" xmlns:wpi="http://schemas.microsoft.com/office/word/2010/wordprocessingInk" xmlns:wne="http://schemas.microsoft.com/office/word/2006/wordml" xmlns:wps="http://schemas.microsoft.com/office/word/2010/wordprocessingShape" mc:Ignorable="w14 w15 w16se w16cid w16 w16cex w16sdtdh w16sdtfl w16du wp14">
+<w:document xmlns:wpc="http://schemas.microsoft.com/office/word/2010/wordprocessingCanvas" xmlns:cx="http://schemas.microsoft.com/office/drawing/2014/chartex" xmlns:cx1="http://schemas.microsoft.com/office/drawing/2015/9/8/chartex" xmlns:cx2="http://schemas.microsoft.com/office/drawing/2015/10/21/chartex" xmlns:cx3="http://schemas.microsoft.com/office/drawing/2016/5/9/chartex" xmlns:cx4="http://schemas.microsoft.com/office/drawing/2016/5/10/chartex" xmlns:cx5="http://schemas.microsoft.com/office/drawing/2016/5/11/chartex" xmlns:cx6="http://schemas.microsoft.com/office/drawing/2016/5/12/chartex" xmlns:cx7="http://schemas.microsoft.com/office/drawing/2016/5/13/chartex" xmlns:cx8="http://schemas.microsoft.com/office/drawing/2016/5/14/chartex" xmlns:mc="http://schemas.openxmlformats.org/markup-compatibility/2006" xmlns:aink="http://schemas.microsoft.com/office/drawing/2016/ink" xmlns:am3d="http://schemas.microsoft.com/office/drawing/2017/model3d" xmlns:o="urn:schemas-microsoft-com:office:office" xmlns:r="http://schemas.openxmlformats.org/officeDocument/2006/relationships" xmlns:m="http://schemas.openxmlformats.org/officeDocument/2006/math" xmlns:v="urn:schemas-microsoft-com:vml" xmlns:wp14="http://schemas.microsoft.com/office/word/2010/wordprocessingDrawing" xmlns:wp="http://schemas.openxmlformats.org/drawingml/2006/wordprocessingDrawing" xmlns:w10="urn:schemas-microsoft-com:office:word" xmlns:w="http://schemas.openxmlformats.org/wordprocessingml/2006/main" xmlns:w14="http://schemas.microsoft.com/office/word/2010/wordml" xmlns:w15="http://schemas.microsoft.com/office/word/2012/wordml" xmlns:w16cid="http://schemas.microsoft.com/office/word/2016/wordml/cid" xmlns:w16se="http://schemas.microsoft.com/office/word/2015/wordml/symex" xmlns:wpg="http://schemas.microsoft.com/office/word/2010/wordprocessingGroup" xmlns:wpi="http://schemas.microsoft.com/office/word/2010/wordprocessingInk" xmlns:wne="http://schemas.microsoft.com/office/word/2006/wordml" xmlns:wps="http://schemas.microsoft.com/office/word/2010/wordprocessingShape" mc:Ignorable="w14 w15 w16se w16cid wp14">
   <w:body>
     <w:tbl>
       <w:tblPr>
@@ -129,48 +129,6 @@
       </w:pPr>
       <w:r>
         <w:rPr>
-          <w:sz w:val="17"/>
-        </w:rPr>
-      </w:r>
-      <w:r>
-        <w:rPr>
-          <w:sz w:val="17"/>
-        </w:rPr>
-      </w:r>
-      <w:r>
-        <w:rPr>
-          <w:sz w:val="17"/>
-        </w:rPr>
-      </w:r>
-      <w:r>
-        <w:rPr>
-          <w:sz w:val="17"/>
-        </w:rPr>
-      </w:r>
-      <w:r>
-        <w:rPr>
-          <w:b/>
-          <w:sz w:val="17"/>
-        </w:rPr>
-      </w:r>
-      <w:r>
-        <w:rPr>
-          <w:sz w:val="17"/>
-        </w:rPr>
-      </w:r>
-      <w:r>
-        <w:rPr>
-          <w:b/>
-          <w:sz w:val="17"/>
-        </w:rPr>
-      </w:r>
-      <w:r>
-        <w:rPr>
-          <w:sz w:val="17"/>
-        </w:rPr>
-      </w:r>
-      <w:r>
-        <w:rPr>
           <w:b/>
           <w:sz w:val="17"/>
         </w:rPr>
@@ -180,7 +138,13 @@
         <w:rPr>
           <w:sz w:val="17"/>
         </w:rPr>
-        <w:t>This form is for preliminary intake and follow-up. Complete it truthfully. Where Canadian immigration advice or representation is required, an authorized representative must review your matter. It does not determine eligibility or guarantee an outcome. Return it only using the secure method provided by our team.</w:t>
+        <w:t xml:space="preserve">This form is for preliminary intake and follow-up. Complete it truthfully. Where Canadian </w:t>
+      </w:r>
+      <w:r>
+        <w:rPr>
+          <w:sz w:val="17"/>
+        </w:rPr>
+        <w:t>immigration advice or representation is required, an authorized representative must review your matter. It does not determine eligibility or guarantee an outcome. Return it only using the secure method provided by our team.</w:t>
       </w:r>
     </w:p>
     <w:p>
@@ -188,7 +152,10 @@
         <w:pStyle w:val="Heading2"/>
       </w:pPr>
       <w:r>
-        <w:t>SECTION A - CLIENT IDENTIFICATION</w:t>
+        <w:t>SECTION A - CLIENT IDENTIFICATIO</w:t>
+      </w:r>
+      <w:r>
+        <w:t>N</w:t>
       </w:r>
     </w:p>
     <w:tbl>
@@ -637,7 +604,13 @@
               <w:rPr>
                 <w:sz w:val="17"/>
               </w:rPr>
-              <w:t>☐ Visit / Tourism</w:t>
+              <w:t>☐</w:t>
+            </w:r>
+            <w:r>
+              <w:rPr>
+                <w:sz w:val="17"/>
+              </w:rPr>
+              <w:t xml:space="preserve"> Visit / Tourism</w:t>
             </w:r>
           </w:p>
         </w:tc>
@@ -660,7 +633,13 @@
               <w:rPr>
                 <w:sz w:val="17"/>
               </w:rPr>
-              <w:t>☐ Study</w:t>
+              <w:t>☐</w:t>
+            </w:r>
+            <w:r>
+              <w:rPr>
+                <w:sz w:val="17"/>
+              </w:rPr>
+              <w:t xml:space="preserve"> Study</w:t>
             </w:r>
           </w:p>
         </w:tc>
@@ -685,7 +664,13 @@
               <w:rPr>
                 <w:sz w:val="17"/>
               </w:rPr>
-              <w:t>☐ Work</w:t>
+              <w:t>☐</w:t>
+            </w:r>
+            <w:r>
+              <w:rPr>
+                <w:sz w:val="17"/>
+              </w:rPr>
+              <w:t xml:space="preserve"> Work</w:t>
             </w:r>
           </w:p>
         </w:tc>
@@ -708,7 +693,13 @@
               <w:rPr>
                 <w:sz w:val="17"/>
               </w:rPr>
-              <w:t>☐ Join family</w:t>
+              <w:t>☐</w:t>
+            </w:r>
+            <w:r>
+              <w:rPr>
+                <w:sz w:val="17"/>
+              </w:rPr>
+              <w:t xml:space="preserve"> Join family</w:t>
             </w:r>
           </w:p>
         </w:tc>
@@ -733,7 +724,13 @@
               <w:rPr>
                 <w:sz w:val="17"/>
               </w:rPr>
-              <w:t>☐ Move permanently</w:t>
+              <w:t>☐</w:t>
+            </w:r>
+            <w:r>
+              <w:rPr>
+                <w:sz w:val="17"/>
+              </w:rPr>
+              <w:t xml:space="preserve"> Move permanently</w:t>
             </w:r>
           </w:p>
         </w:tc>
@@ -756,7 +753,13 @@
               <w:rPr>
                 <w:sz w:val="17"/>
               </w:rPr>
-              <w:t>☐ Transit only</w:t>
+              <w:t>☐</w:t>
+            </w:r>
+            <w:r>
+              <w:rPr>
+                <w:sz w:val="17"/>
+              </w:rPr>
+              <w:t xml:space="preserve"> Transit only</w:t>
             </w:r>
           </w:p>
         </w:tc>
@@ -781,7 +784,13 @@
               <w:rPr>
                 <w:sz w:val="17"/>
               </w:rPr>
-              <w:t>☐ Start or buy a business</w:t>
+              <w:t>☐</w:t>
+            </w:r>
+            <w:r>
+              <w:rPr>
+                <w:sz w:val="17"/>
+              </w:rPr>
+              <w:t xml:space="preserve"> Start or buy a business</w:t>
             </w:r>
           </w:p>
         </w:tc>
@@ -832,13 +841,7 @@
               <w:rPr>
                 <w:sz w:val="17"/>
               </w:rPr>
-              <w:t>☐ Other: __________________</w:t>
-            </w:r>
-            <w:r>
-              <w:rPr>
-                <w:sz w:val="17"/>
-              </w:rPr>
-              <w:t xml:space="preserve"> Please specify ___________________</w:t>
+              <w:t>☐ Other: __________________ Please specify ___________________</w:t>
             </w:r>
           </w:p>
           <w:p>
@@ -1032,7 +1035,13 @@
               <w:rPr>
                 <w:sz w:val="17"/>
               </w:rPr>
-              <w:t>☐ Other: __________________</w:t>
+              <w:t>☐</w:t>
+            </w:r>
+            <w:r>
+              <w:rPr>
+                <w:sz w:val="17"/>
+              </w:rPr>
+              <w:t xml:space="preserve"> Other: __________________</w:t>
             </w:r>
           </w:p>
           <w:p>
@@ -1096,7 +1105,13 @@
               <w:rPr>
                 <w:sz w:val="17"/>
               </w:rPr>
-              <w:t>☐ Yes    ☐ No    If yes, when? ______________________</w:t>
+              <w:t>☐</w:t>
+            </w:r>
+            <w:r>
+              <w:rPr>
+                <w:sz w:val="17"/>
+              </w:rPr>
+              <w:t xml:space="preserve"> Yes    ☐ No    If yes, when? ______________________</w:t>
             </w:r>
           </w:p>
         </w:tc>
@@ -1157,7 +1172,13 @@
               <w:rPr>
                 <w:sz w:val="17"/>
               </w:rPr>
-              <w:t>☐ Yes    ☐ No    If yes, give details below.</w:t>
+              <w:t>☐</w:t>
+            </w:r>
+            <w:r>
+              <w:rPr>
+                <w:sz w:val="17"/>
+              </w:rPr>
+              <w:t xml:space="preserve"> Yes    ☐ No    If yes, give details below.</w:t>
             </w:r>
           </w:p>
         </w:tc>
@@ -1279,7 +1300,13 @@
               <w:rPr>
                 <w:sz w:val="17"/>
               </w:rPr>
-              <w:t>☐ Single   ☐ Married   ☐ Common-law   ☐ Divorced   ☐ Separated   ☐ Widowed</w:t>
+              <w:t>☐</w:t>
+            </w:r>
+            <w:r>
+              <w:rPr>
+                <w:sz w:val="17"/>
+              </w:rPr>
+              <w:t xml:space="preserve"> Single   ☐ Married   ☐ Common-law   ☐ Divorced   ☐ Separated   ☐ Widowed</w:t>
             </w:r>
           </w:p>
         </w:tc>
@@ -1364,7 +1391,14 @@
                 <w:b/>
                 <w:sz w:val="17"/>
               </w:rPr>
-              <w:t>Spouse/partner full name</w:t>
+              <w:t>Spouse/partne</w:t>
+            </w:r>
+            <w:r>
+              <w:rPr>
+                <w:b/>
+                <w:sz w:val="17"/>
+              </w:rPr>
+              <w:t>r full name</w:t>
             </w:r>
           </w:p>
         </w:tc>
@@ -1471,7 +1505,13 @@
               <w:rPr>
                 <w:sz w:val="17"/>
               </w:rPr>
-              <w:t>☐ Yes   ☐ No   ☐ Not sure</w:t>
+              <w:t>☐</w:t>
+            </w:r>
+            <w:r>
+              <w:rPr>
+                <w:sz w:val="17"/>
+              </w:rPr>
+              <w:t xml:space="preserve"> Yes   ☐ No   ☐ Not sure</w:t>
             </w:r>
           </w:p>
         </w:tc>
@@ -1482,8 +1522,16 @@
         <w:rPr>
           <w:b/>
         </w:rPr>
-        <w:t>Children / Dependants</w:t>
+        <w:t xml:space="preserve">Children / </w:t>
       </w:r>
+      <w:proofErr w:type="spellStart"/>
+      <w:r>
+        <w:rPr>
+          <w:b/>
+        </w:rPr>
+        <w:t>Dependants</w:t>
+      </w:r>
+      <w:proofErr w:type="spellEnd"/>
     </w:p>
     <w:tbl>
       <w:tblPr>
@@ -1944,7 +1992,13 @@
               <w:rPr>
                 <w:sz w:val="17"/>
               </w:rPr>
-              <w:t xml:space="preserve">☐ </w:t>
+              <w:t>☐</w:t>
+            </w:r>
+            <w:r>
+              <w:rPr>
+                <w:sz w:val="17"/>
+              </w:rPr>
+              <w:t xml:space="preserve"> </w:t>
             </w:r>
             <w:r>
               <w:rPr>
@@ -1996,7 +2050,13 @@
               <w:rPr>
                 <w:sz w:val="17"/>
               </w:rPr>
-              <w:t xml:space="preserve">☐ </w:t>
+              <w:t>☐</w:t>
+            </w:r>
+            <w:r>
+              <w:rPr>
+                <w:sz w:val="17"/>
+              </w:rPr>
+              <w:t xml:space="preserve"> </w:t>
             </w:r>
             <w:r>
               <w:rPr>
@@ -2038,7 +2098,13 @@
               <w:rPr>
                 <w:sz w:val="17"/>
               </w:rPr>
-              <w:t xml:space="preserve">☐ </w:t>
+              <w:t>☐</w:t>
+            </w:r>
+            <w:r>
+              <w:rPr>
+                <w:sz w:val="17"/>
+              </w:rPr>
+              <w:t xml:space="preserve"> </w:t>
             </w:r>
             <w:r>
               <w:rPr>
@@ -2086,7 +2152,13 @@
               <w:rPr>
                 <w:sz w:val="17"/>
               </w:rPr>
-              <w:t xml:space="preserve">☐ </w:t>
+              <w:t>☐</w:t>
+            </w:r>
+            <w:r>
+              <w:rPr>
+                <w:sz w:val="17"/>
+              </w:rPr>
+              <w:t xml:space="preserve"> </w:t>
             </w:r>
             <w:r>
               <w:rPr>
@@ -2188,7 +2260,14 @@
                 <w:b/>
                 <w:sz w:val="17"/>
               </w:rPr>
-              <w:t>Name of school / institution</w:t>
+              <w:t xml:space="preserve">Name of school / </w:t>
+            </w:r>
+            <w:r>
+              <w:rPr>
+                <w:b/>
+                <w:sz w:val="17"/>
+              </w:rPr>
+              <w:t>institution</w:t>
             </w:r>
           </w:p>
         </w:tc>
@@ -2328,7 +2407,13 @@
               <w:rPr>
                 <w:sz w:val="17"/>
               </w:rPr>
-              <w:t>☐ Yes   ☐ No   ☐ In progress   ☐ Not sure</w:t>
+              <w:t>☐</w:t>
+            </w:r>
+            <w:r>
+              <w:rPr>
+                <w:sz w:val="17"/>
+              </w:rPr>
+              <w:t xml:space="preserve"> Yes   ☐ No   ☐ In progress   ☐ Not sure</w:t>
             </w:r>
           </w:p>
         </w:tc>
@@ -2375,7 +2460,13 @@
               <w:rPr>
                 <w:sz w:val="17"/>
               </w:rPr>
-              <w:t>☐ WES   ☐ IQAS   ☐ ICES   ☐ CES   ☐ Other: _____________</w:t>
+              <w:t>☐</w:t>
+            </w:r>
+            <w:r>
+              <w:rPr>
+                <w:sz w:val="17"/>
+              </w:rPr>
+              <w:t xml:space="preserve"> WES   ☐ IQAS   ☐ ICES   ☐ CES   ☐ Other: _____________</w:t>
             </w:r>
             <w:r>
               <w:rPr>
@@ -2427,7 +2518,13 @@
               <w:rPr>
                 <w:sz w:val="17"/>
               </w:rPr>
-              <w:t>☐ English</w:t>
+              <w:t>☐</w:t>
+            </w:r>
+            <w:r>
+              <w:rPr>
+                <w:sz w:val="17"/>
+              </w:rPr>
+              <w:t xml:space="preserve"> English</w:t>
             </w:r>
           </w:p>
         </w:tc>
@@ -2450,7 +2547,13 @@
               <w:rPr>
                 <w:sz w:val="17"/>
               </w:rPr>
-              <w:t>☐ French</w:t>
+              <w:t>☐</w:t>
+            </w:r>
+            <w:r>
+              <w:rPr>
+                <w:sz w:val="17"/>
+              </w:rPr>
+              <w:t xml:space="preserve"> French</w:t>
             </w:r>
           </w:p>
         </w:tc>
@@ -2500,7 +2603,13 @@
               <w:rPr>
                 <w:sz w:val="17"/>
               </w:rPr>
-              <w:t>☐ English</w:t>
+              <w:t>☐</w:t>
+            </w:r>
+            <w:r>
+              <w:rPr>
+                <w:sz w:val="17"/>
+              </w:rPr>
+              <w:t xml:space="preserve"> English</w:t>
             </w:r>
           </w:p>
           <w:p>
@@ -2539,7 +2648,13 @@
               <w:rPr>
                 <w:sz w:val="17"/>
               </w:rPr>
-              <w:t>☐ French</w:t>
+              <w:t>☐</w:t>
+            </w:r>
+            <w:r>
+              <w:rPr>
+                <w:sz w:val="17"/>
+              </w:rPr>
+              <w:t xml:space="preserve"> French</w:t>
             </w:r>
           </w:p>
           <w:p>
@@ -2574,12 +2689,6 @@
                 <w:sz w:val="17"/>
               </w:rPr>
             </w:pPr>
-            <w:r>
-              <w:rPr>
-                <w:noProof/>
-                <w:sz w:val="17"/>
-              </w:rPr>
-            </w:r>
             <w:r>
               <w:rPr>
                 <w:sz w:val="17"/>
@@ -3135,7 +3244,10 @@
         <w:pStyle w:val="Heading2"/>
       </w:pPr>
       <w:r>
-        <w:t>SECTION E - WORK EXPERIENCE</w:t>
+        <w:t xml:space="preserve">SECTION E - </w:t>
+      </w:r>
+      <w:r>
+        <w:t>WORK EXPERIENCE</w:t>
       </w:r>
     </w:p>
     <w:tbl>
@@ -3654,7 +3766,13 @@
               <w:rPr>
                 <w:sz w:val="17"/>
               </w:rPr>
-              <w:t>☐ None</w:t>
+              <w:t>☐</w:t>
+            </w:r>
+            <w:r>
+              <w:rPr>
+                <w:sz w:val="17"/>
+              </w:rPr>
+              <w:t xml:space="preserve"> None</w:t>
             </w:r>
           </w:p>
         </w:tc>
@@ -3677,7 +3795,13 @@
               <w:rPr>
                 <w:sz w:val="17"/>
               </w:rPr>
-              <w:t>☐ Less than 1 year</w:t>
+              <w:t>☐</w:t>
+            </w:r>
+            <w:r>
+              <w:rPr>
+                <w:sz w:val="17"/>
+              </w:rPr>
+              <w:t xml:space="preserve"> Less than 1 year</w:t>
             </w:r>
           </w:p>
         </w:tc>
@@ -3700,7 +3824,13 @@
               <w:rPr>
                 <w:sz w:val="17"/>
               </w:rPr>
-              <w:t>☐ 1 year</w:t>
+              <w:t>☐</w:t>
+            </w:r>
+            <w:r>
+              <w:rPr>
+                <w:sz w:val="17"/>
+              </w:rPr>
+              <w:t xml:space="preserve"> 1 year</w:t>
             </w:r>
           </w:p>
         </w:tc>
@@ -3725,7 +3855,19 @@
               <w:rPr>
                 <w:sz w:val="17"/>
               </w:rPr>
-              <w:t>☐ 2 years</w:t>
+              <w:t>☐</w:t>
+            </w:r>
+            <w:r>
+              <w:rPr>
+                <w:sz w:val="17"/>
+              </w:rPr>
+              <w:t xml:space="preserve"> 2</w:t>
+            </w:r>
+            <w:r>
+              <w:rPr>
+                <w:sz w:val="17"/>
+              </w:rPr>
+              <w:t xml:space="preserve"> years</w:t>
             </w:r>
           </w:p>
         </w:tc>
@@ -3748,7 +3890,13 @@
               <w:rPr>
                 <w:sz w:val="17"/>
               </w:rPr>
-              <w:t>☐ 3 years</w:t>
+              <w:t>☐</w:t>
+            </w:r>
+            <w:r>
+              <w:rPr>
+                <w:sz w:val="17"/>
+              </w:rPr>
+              <w:t xml:space="preserve"> 3 years</w:t>
             </w:r>
           </w:p>
         </w:tc>
@@ -3771,7 +3919,13 @@
               <w:rPr>
                 <w:sz w:val="17"/>
               </w:rPr>
-              <w:t>☐ 4 years or more</w:t>
+              <w:t>☐</w:t>
+            </w:r>
+            <w:r>
+              <w:rPr>
+                <w:sz w:val="17"/>
+              </w:rPr>
+              <w:t xml:space="preserve"> 4 years or more</w:t>
             </w:r>
           </w:p>
         </w:tc>
@@ -3818,7 +3972,13 @@
               <w:rPr>
                 <w:sz w:val="17"/>
               </w:rPr>
-              <w:t>☐ None</w:t>
+              <w:t>☐</w:t>
+            </w:r>
+            <w:r>
+              <w:rPr>
+                <w:sz w:val="17"/>
+              </w:rPr>
+              <w:t xml:space="preserve"> None</w:t>
             </w:r>
           </w:p>
         </w:tc>
@@ -3841,7 +4001,13 @@
               <w:rPr>
                 <w:sz w:val="17"/>
               </w:rPr>
-              <w:t>☐ Less than 1 year</w:t>
+              <w:t>☐</w:t>
+            </w:r>
+            <w:r>
+              <w:rPr>
+                <w:sz w:val="17"/>
+              </w:rPr>
+              <w:t xml:space="preserve"> Less than 1 year</w:t>
             </w:r>
           </w:p>
         </w:tc>
@@ -3864,7 +4030,13 @@
               <w:rPr>
                 <w:sz w:val="17"/>
               </w:rPr>
-              <w:t>☐ 1 year</w:t>
+              <w:t>☐</w:t>
+            </w:r>
+            <w:r>
+              <w:rPr>
+                <w:sz w:val="17"/>
+              </w:rPr>
+              <w:t xml:space="preserve"> 1 year</w:t>
             </w:r>
           </w:p>
         </w:tc>
@@ -3889,7 +4061,13 @@
               <w:rPr>
                 <w:sz w:val="17"/>
               </w:rPr>
-              <w:t>☐ 2 years</w:t>
+              <w:t>☐</w:t>
+            </w:r>
+            <w:r>
+              <w:rPr>
+                <w:sz w:val="17"/>
+              </w:rPr>
+              <w:t xml:space="preserve"> 2 years</w:t>
             </w:r>
           </w:p>
         </w:tc>
@@ -3912,7 +4090,13 @@
               <w:rPr>
                 <w:sz w:val="17"/>
               </w:rPr>
-              <w:t>☐ 3 years</w:t>
+              <w:t>☐</w:t>
+            </w:r>
+            <w:r>
+              <w:rPr>
+                <w:sz w:val="17"/>
+              </w:rPr>
+              <w:t xml:space="preserve"> 3 years</w:t>
             </w:r>
           </w:p>
         </w:tc>
@@ -3935,7 +4119,13 @@
               <w:rPr>
                 <w:sz w:val="17"/>
               </w:rPr>
-              <w:t>☐ 4 years</w:t>
+              <w:t>☐</w:t>
+            </w:r>
+            <w:r>
+              <w:rPr>
+                <w:sz w:val="17"/>
+              </w:rPr>
+              <w:t xml:space="preserve"> 4 years</w:t>
             </w:r>
           </w:p>
         </w:tc>
@@ -3960,7 +4150,13 @@
               <w:rPr>
                 <w:sz w:val="17"/>
               </w:rPr>
-              <w:t>☐ 5 years or more</w:t>
+              <w:t>☐</w:t>
+            </w:r>
+            <w:r>
+              <w:rPr>
+                <w:sz w:val="17"/>
+              </w:rPr>
+              <w:t xml:space="preserve"> 5 years or more</w:t>
             </w:r>
           </w:p>
         </w:tc>
@@ -4040,7 +4236,19 @@
               <w:rPr>
                 <w:sz w:val="17"/>
               </w:rPr>
-              <w:t>☐ Canadian job offer</w:t>
+              <w:t>☐</w:t>
+            </w:r>
+            <w:r>
+              <w:rPr>
+                <w:sz w:val="17"/>
+              </w:rPr>
+              <w:t xml:space="preserve"> Cana</w:t>
+            </w:r>
+            <w:r>
+              <w:rPr>
+                <w:sz w:val="17"/>
+              </w:rPr>
+              <w:t>dian job offer</w:t>
             </w:r>
           </w:p>
         </w:tc>
@@ -4063,7 +4271,13 @@
               <w:rPr>
                 <w:sz w:val="17"/>
               </w:rPr>
-              <w:t>☐ LMIA-supported job offer</w:t>
+              <w:t>☐</w:t>
+            </w:r>
+            <w:r>
+              <w:rPr>
+                <w:sz w:val="17"/>
+              </w:rPr>
+              <w:t xml:space="preserve"> LMIA-supported job offer</w:t>
             </w:r>
           </w:p>
         </w:tc>
@@ -4088,7 +4302,13 @@
               <w:rPr>
                 <w:sz w:val="17"/>
               </w:rPr>
-              <w:t>☐ Provincial nomination</w:t>
+              <w:t>☐</w:t>
+            </w:r>
+            <w:r>
+              <w:rPr>
+                <w:sz w:val="17"/>
+              </w:rPr>
+              <w:t xml:space="preserve"> Provincial nomination</w:t>
             </w:r>
           </w:p>
         </w:tc>
@@ -4111,7 +4331,13 @@
               <w:rPr>
                 <w:sz w:val="17"/>
               </w:rPr>
-              <w:t>☐ Certificate of qualification from Canada</w:t>
+              <w:t>☐</w:t>
+            </w:r>
+            <w:r>
+              <w:rPr>
+                <w:sz w:val="17"/>
+              </w:rPr>
+              <w:t xml:space="preserve"> Certificate of qualification from Canada</w:t>
             </w:r>
           </w:p>
         </w:tc>
@@ -4136,7 +4362,13 @@
               <w:rPr>
                 <w:sz w:val="17"/>
               </w:rPr>
-              <w:t>☐ None</w:t>
+              <w:t>☐</w:t>
+            </w:r>
+            <w:r>
+              <w:rPr>
+                <w:sz w:val="17"/>
+              </w:rPr>
+              <w:t xml:space="preserve"> None</w:t>
             </w:r>
           </w:p>
         </w:tc>
@@ -4190,13 +4422,7 @@
         <w:rPr>
           <w:sz w:val="17"/>
         </w:rPr>
-        <w:t>☐</w:t>
-      </w:r>
-      <w:r>
-        <w:rPr>
-          <w:sz w:val="17"/>
-        </w:rPr>
-        <w:t xml:space="preserve"> </w:t>
+        <w:t xml:space="preserve">☐ </w:t>
       </w:r>
       <w:r>
         <w:rPr>
@@ -4214,13 +4440,7 @@
         <w:rPr>
           <w:sz w:val="17"/>
         </w:rPr>
-        <w:t>☐</w:t>
-      </w:r>
-      <w:r>
-        <w:rPr>
-          <w:sz w:val="17"/>
-        </w:rPr>
-        <w:t xml:space="preserve"> </w:t>
+        <w:t xml:space="preserve">☐ </w:t>
       </w:r>
       <w:r>
         <w:rPr>
@@ -4336,25 +4556,31 @@
               <w:rPr>
                 <w:sz w:val="17"/>
               </w:rPr>
-              <w:t xml:space="preserve">☐ Citizen   ☐ Permanent resident   ☐ Worker   ☐ Student   </w:t>
-            </w:r>
-            <w:r>
-              <w:rPr>
-                <w:sz w:val="17"/>
-              </w:rPr>
               <w:t>☐</w:t>
             </w:r>
             <w:r>
               <w:rPr>
                 <w:sz w:val="17"/>
               </w:rPr>
-              <w:t xml:space="preserve"> Refugee claimant </w:t>
-            </w:r>
-            <w:r>
-              <w:rPr>
-                <w:sz w:val="17"/>
-              </w:rPr>
-              <w:t>☐ Other</w:t>
+              <w:t xml:space="preserve"> Citizen   ☐ Permanent resident   ☐ Worker   ☐ Student   </w:t>
+            </w:r>
+            <w:r>
+              <w:rPr>
+                <w:sz w:val="17"/>
+              </w:rPr>
+              <w:t xml:space="preserve">☐ Refugee claimant </w:t>
+            </w:r>
+            <w:r>
+              <w:rPr>
+                <w:sz w:val="17"/>
+              </w:rPr>
+              <w:t>☐</w:t>
+            </w:r>
+            <w:r>
+              <w:rPr>
+                <w:sz w:val="17"/>
+              </w:rPr>
+              <w:t xml:space="preserve"> Other</w:t>
             </w:r>
           </w:p>
         </w:tc>
@@ -4441,12 +4667,23 @@
               <w:rPr>
                 <w:sz w:val="17"/>
               </w:rPr>
-              <w:t>☐ Yes   ☐ No   ☐ Not sure</w:t>
+              <w:t>☐</w:t>
+            </w:r>
+            <w:r>
+              <w:rPr>
+                <w:sz w:val="17"/>
+              </w:rPr>
+              <w:t xml:space="preserve"> Yes   ☐ No   ☐ Not sure</w:t>
             </w:r>
           </w:p>
         </w:tc>
       </w:tr>
     </w:tbl>
+    <w:p>
+      <w:pPr>
+        <w:jc w:val="center"/>
+      </w:pPr>
+    </w:p>
     <w:p>
       <w:pPr>
         <w:rPr>
@@ -4509,7 +4746,14 @@
                 <w:b/>
                 <w:sz w:val="17"/>
               </w:rPr>
-              <w:t>Available funds for travel/settlement</w:t>
+              <w:t>Available funds for travel</w:t>
+            </w:r>
+            <w:r>
+              <w:rPr>
+                <w:b/>
+                <w:sz w:val="17"/>
+              </w:rPr>
+              <w:t>/settlement</w:t>
             </w:r>
           </w:p>
         </w:tc>
@@ -4529,7 +4773,21 @@
               <w:rPr>
                 <w:sz w:val="17"/>
               </w:rPr>
-              <w:t>Currency: ________  Amount: __________________</w:t>
+              <w:t>Currency: _______</w:t>
+            </w:r>
+            <w:proofErr w:type="gramStart"/>
+            <w:r>
+              <w:rPr>
+                <w:sz w:val="17"/>
+              </w:rPr>
+              <w:t>_  Amount</w:t>
+            </w:r>
+            <w:proofErr w:type="gramEnd"/>
+            <w:r>
+              <w:rPr>
+                <w:sz w:val="17"/>
+              </w:rPr>
+              <w:t>: __________________</w:t>
             </w:r>
           </w:p>
         </w:tc>
@@ -4576,7 +4834,13 @@
               <w:rPr>
                 <w:sz w:val="17"/>
               </w:rPr>
-              <w:t>☐ Yes   ☐ No   ☐ Can obtain them</w:t>
+              <w:t>☐</w:t>
+            </w:r>
+            <w:r>
+              <w:rPr>
+                <w:sz w:val="17"/>
+              </w:rPr>
+              <w:t xml:space="preserve"> Yes   ☐ No   ☐ Can obtain them</w:t>
             </w:r>
           </w:p>
         </w:tc>
@@ -4623,7 +4887,13 @@
               <w:rPr>
                 <w:sz w:val="17"/>
               </w:rPr>
-              <w:t>☐ Self   ☐ Spouse/partner   ☐ Family sponsor   ☐ Employer   ☐ Other</w:t>
+              <w:t>☐</w:t>
+            </w:r>
+            <w:r>
+              <w:rPr>
+                <w:sz w:val="17"/>
+              </w:rPr>
+              <w:t xml:space="preserve"> Self   ☐ Spouse/partner   ☐ Family sponsor   ☐ Employer   ☐ Other</w:t>
             </w:r>
           </w:p>
         </w:tc>
@@ -4707,7 +4977,13 @@
               <w:rPr>
                 <w:sz w:val="17"/>
               </w:rPr>
-              <w:t>☐ Yes</w:t>
+              <w:t>☐</w:t>
+            </w:r>
+            <w:r>
+              <w:rPr>
+                <w:sz w:val="17"/>
+              </w:rPr>
+              <w:t xml:space="preserve"> Yes</w:t>
             </w:r>
           </w:p>
         </w:tc>
@@ -4730,7 +5006,13 @@
               <w:rPr>
                 <w:sz w:val="17"/>
               </w:rPr>
-              <w:t>☐ No</w:t>
+              <w:t>☐</w:t>
+            </w:r>
+            <w:r>
+              <w:rPr>
+                <w:sz w:val="17"/>
+              </w:rPr>
+              <w:t xml:space="preserve"> No</w:t>
             </w:r>
           </w:p>
         </w:tc>
@@ -4858,7 +5140,13 @@
               <w:rPr>
                 <w:sz w:val="17"/>
               </w:rPr>
-              <w:t>☐ Yes</w:t>
+              <w:t>☐</w:t>
+            </w:r>
+            <w:r>
+              <w:rPr>
+                <w:sz w:val="17"/>
+              </w:rPr>
+              <w:t xml:space="preserve"> Yes</w:t>
             </w:r>
           </w:p>
         </w:tc>
@@ -4881,7 +5169,13 @@
               <w:rPr>
                 <w:sz w:val="17"/>
               </w:rPr>
-              <w:t>☐ No</w:t>
+              <w:t>☐</w:t>
+            </w:r>
+            <w:r>
+              <w:rPr>
+                <w:sz w:val="17"/>
+              </w:rPr>
+              <w:t xml:space="preserve"> No</w:t>
             </w:r>
           </w:p>
         </w:tc>
@@ -4933,7 +5227,13 @@
               <w:rPr>
                 <w:sz w:val="17"/>
               </w:rPr>
-              <w:t>☐ Yes</w:t>
+              <w:t>☐</w:t>
+            </w:r>
+            <w:r>
+              <w:rPr>
+                <w:sz w:val="17"/>
+              </w:rPr>
+              <w:t xml:space="preserve"> Yes</w:t>
             </w:r>
           </w:p>
         </w:tc>
@@ -4956,7 +5256,13 @@
               <w:rPr>
                 <w:sz w:val="17"/>
               </w:rPr>
-              <w:t>☐ No</w:t>
+              <w:t>☐</w:t>
+            </w:r>
+            <w:r>
+              <w:rPr>
+                <w:sz w:val="17"/>
+              </w:rPr>
+              <w:t xml:space="preserve"> No</w:t>
             </w:r>
           </w:p>
         </w:tc>
@@ -4979,7 +5285,13 @@
               <w:rPr>
                 <w:sz w:val="17"/>
               </w:rPr>
-              <w:t>☐ Prefer to discuss privately</w:t>
+              <w:t>☐</w:t>
+            </w:r>
+            <w:r>
+              <w:rPr>
+                <w:sz w:val="17"/>
+              </w:rPr>
+              <w:t xml:space="preserve"> Prefer to discuss privately</w:t>
             </w:r>
           </w:p>
         </w:tc>
@@ -4987,7 +5299,10 @@
     </w:tbl>
     <w:p>
       <w:r>
-        <w:t>Details: __________________________________________________________________________________</w:t>
+        <w:t xml:space="preserve">Details: </w:t>
+      </w:r>
+      <w:r>
+        <w:t>__________________________________________________________________________________</w:t>
       </w:r>
     </w:p>
     <w:p>
@@ -5031,7 +5346,13 @@
               <w:rPr>
                 <w:sz w:val="17"/>
               </w:rPr>
-              <w:t>☐ Yes</w:t>
+              <w:t>☐</w:t>
+            </w:r>
+            <w:r>
+              <w:rPr>
+                <w:sz w:val="17"/>
+              </w:rPr>
+              <w:t xml:space="preserve"> Yes</w:t>
             </w:r>
           </w:p>
         </w:tc>
@@ -5054,7 +5375,13 @@
               <w:rPr>
                 <w:sz w:val="17"/>
               </w:rPr>
-              <w:t>☐ No</w:t>
+              <w:t>☐</w:t>
+            </w:r>
+            <w:r>
+              <w:rPr>
+                <w:sz w:val="17"/>
+              </w:rPr>
+              <w:t xml:space="preserve"> No</w:t>
             </w:r>
           </w:p>
         </w:tc>
@@ -5077,7 +5404,13 @@
               <w:rPr>
                 <w:sz w:val="17"/>
               </w:rPr>
-              <w:t>☐ Prefer to discuss privately</w:t>
+              <w:t>☐</w:t>
+            </w:r>
+            <w:r>
+              <w:rPr>
+                <w:sz w:val="17"/>
+              </w:rPr>
+              <w:t xml:space="preserve"> Prefer to discuss privately</w:t>
             </w:r>
           </w:p>
         </w:tc>
@@ -5085,7 +5418,10 @@
     </w:tbl>
     <w:p>
       <w:r>
-        <w:t>Details: __________________________________________________________________________________</w:t>
+        <w:t>Details: _______________________________________________________</w:t>
+      </w:r>
+      <w:r>
+        <w:t>___________________________</w:t>
       </w:r>
     </w:p>
     <w:p/>
@@ -5119,7 +5455,10 @@
     </w:p>
     <w:p>
       <w:r>
-        <w:t>____________________________________________________________________________________________</w:t>
+        <w:t>_________________________________________________________________</w:t>
+      </w:r>
+      <w:r>
+        <w:t>___________________________</w:t>
       </w:r>
     </w:p>
     <w:p>
@@ -5133,7 +5472,15 @@
         <w:rPr>
           <w:b/>
         </w:rPr>
-        <w:t>Is there any other thing you would like us to know about you or your travel plans?</w:t>
+        <w:t xml:space="preserve">Is there any other thing you would like us to know </w:t>
+      </w:r>
+      <w:bookmarkStart w:id="0" w:name="_GoBack"/>
+      <w:bookmarkEnd w:id="0"/>
+      <w:r>
+        <w:rPr>
+          <w:b/>
+        </w:rPr>
+        <w:t>about you or your travel plans?</w:t>
       </w:r>
     </w:p>
     <w:p>
@@ -5148,7 +5495,10 @@
     </w:p>
     <w:p>
       <w:r>
-        <w:t>____________________________________________________________________________________________</w:t>
+        <w:t>______________________________________________________________________</w:t>
+      </w:r>
+      <w:r>
+        <w:t>______________________</w:t>
       </w:r>
     </w:p>
     <w:p>
@@ -5179,39 +5529,13 @@
         </w:rPr>
       </w:pPr>
       <w:r>
-        <w:rPr>
-          <w:sz w:val="18"/>
-          <w:highlight w:val="yellow"/>
-        </w:rPr>
+        <w:t>I confirm that the information provided in this form is true and complete to the best of my knowledge. I understand that this form is for preliminary intake and assessment only. It does not create a c</w:t>
       </w:r>
       <w:r>
-        <w:rPr>
-          <w:sz w:val="18"/>
-          <w:highlight w:val="yellow"/>
-        </w:rPr>
-      </w:r>
-      <w:r>
-        <w:rPr>
-          <w:sz w:val="18"/>
-          <w:highlight w:val="yellow"/>
-        </w:rPr>
-      </w:r>
-      <w:r>
-        <w:rPr>
-          <w:sz w:val="18"/>
-          <w:highlight w:val="yellow"/>
-        </w:rPr>
-      </w:r>
-      <w:r>
-        <w:t>I confirm that the information provided in this form is true and complete to the best of my knowledge. I understand that this form is for preliminary intake and assessment only. It does not create a client relationship by itself and does not guarantee that Integrity Travel &amp; Consulting will accept my matter, prepare an application, or obtain any visa, permit, admission, employment, invitation or immigration outcome.</w:t>
+        <w:t>lient relationship by itself and does not guarantee that Integrity Travel &amp; Consulting will accept my matter, prepare an application, or obtain any visa, permit, admission, employment, invitation or immigration outcome.</w:t>
       </w:r>
     </w:p>
     <w:p>
-      <w:r>
-        <w:rPr>
-          <w:highlight w:val="yellow"/>
-        </w:rPr>
-      </w:r>
       <w:r>
         <w:t>Integrity Travel &amp; Consulting may request additional information, define the appropriate service scope, refer regulated matters to an authorized representative, or decline to proceed where information is incomplete, inconsistent, outside our scope, or raises legal or professional concerns.</w:t>
       </w:r>
@@ -5249,7 +5573,14 @@
                 <w:b/>
                 <w:sz w:val="17"/>
               </w:rPr>
-              <w:t>Client signature</w:t>
+              <w:t>C</w:t>
+            </w:r>
+            <w:r>
+              <w:rPr>
+                <w:b/>
+                <w:sz w:val="17"/>
+              </w:rPr>
+              <w:t>lient signature</w:t>
             </w:r>
           </w:p>
         </w:tc>
@@ -5318,7 +5649,6 @@
     <w:p/>
     <w:sectPr>
       <w:footerReference w:type="default" r:id="rId8"/>
-      <w:headerReference w:type="default" r:id="rId11"/>
       <w:pgSz w:w="12240" w:h="15840"/>
       <w:pgMar w:top="792" w:right="792" w:bottom="792" w:left="792" w:header="720" w:footer="720" w:gutter="0"/>
       <w:cols w:space="720"/>
@@ -5329,7 +5659,7 @@
 </file>
 
 <file path=word/endnotes.xml><?xml version="1.0" encoding="utf-8"?>
-<w:endnotes xmlns:wpc="http://schemas.microsoft.com/office/word/2010/wordprocessingCanvas" xmlns:cx="http://schemas.microsoft.com/office/drawing/2014/chartex" xmlns:cx1="http://schemas.microsoft.com/office/drawing/2015/9/8/chartex" xmlns:cx2="http://schemas.microsoft.com/office/drawing/2015/10/21/chartex" xmlns:cx3="http://schemas.microsoft.com/office/drawing/2016/5/9/chartex" xmlns:cx4="http://schemas.microsoft.com/office/drawing/2016/5/10/chartex" xmlns:cx5="http://schemas.microsoft.com/office/drawing/2016/5/11/chartex" xmlns:cx6="http://schemas.microsoft.com/office/drawing/2016/5/12/chartex" xmlns:cx7="http://schemas.microsoft.com/office/drawing/2016/5/13/chartex" xmlns:cx8="http://schemas.microsoft.com/office/drawing/2016/5/14/chartex" xmlns:mc="http://schemas.openxmlformats.org/markup-compatibility/2006" xmlns:aink="http://schemas.microsoft.com/office/drawing/2016/ink" xmlns:am3d="http://schemas.microsoft.com/office/drawing/2017/model3d" xmlns:o="urn:schemas-microsoft-com:office:office" xmlns:oel="http://schemas.microsoft.com/office/2019/extlst" xmlns:r="http://schemas.openxmlformats.org/officeDocument/2006/relationships" xmlns:m="http://schemas.openxmlformats.org/officeDocument/2006/math" xmlns:v="urn:schemas-microsoft-com:vml" xmlns:wp14="http://schemas.microsoft.com/office/word/2010/wordprocessingDrawing" xmlns:wp="http://schemas.openxmlformats.org/drawingml/2006/wordprocessingDrawing" xmlns:w10="urn:schemas-microsoft-com:office:word" xmlns:w="http://schemas.openxmlformats.org/wordprocessingml/2006/main" xmlns:w14="http://schemas.microsoft.com/office/word/2010/wordml" xmlns:w15="http://schemas.microsoft.com/office/word/2012/wordml" xmlns:w16cex="http://schemas.microsoft.com/office/word/2018/wordml/cex" xmlns:w16cid="http://schemas.microsoft.com/office/word/2016/wordml/cid" xmlns:w16="http://schemas.microsoft.com/office/word/2018/wordml" xmlns:w16du="http://schemas.microsoft.com/office/word/2023/wordml/word16du" xmlns:w16sdtdh="http://schemas.microsoft.com/office/word/2020/wordml/sdtdatahash" xmlns:w16sdtfl="http://schemas.microsoft.com/office/word/2024/wordml/sdtformatlock" xmlns:w16se="http://schemas.microsoft.com/office/word/2015/wordml/symex" xmlns:wpg="http://schemas.microsoft.com/office/word/2010/wordprocessingGroup" xmlns:wpi="http://schemas.microsoft.com/office/word/2010/wordprocessingInk" xmlns:wne="http://schemas.microsoft.com/office/word/2006/wordml" xmlns:wps="http://schemas.microsoft.com/office/word/2010/wordprocessingShape" mc:Ignorable="w14 w15 w16se w16cid w16 w16cex w16sdtdh w16sdtfl w16du wp14">
+<w:endnotes xmlns:wpc="http://schemas.microsoft.com/office/word/2010/wordprocessingCanvas" xmlns:cx="http://schemas.microsoft.com/office/drawing/2014/chartex" xmlns:cx1="http://schemas.microsoft.com/office/drawing/2015/9/8/chartex" xmlns:cx2="http://schemas.microsoft.com/office/drawing/2015/10/21/chartex" xmlns:cx3="http://schemas.microsoft.com/office/drawing/2016/5/9/chartex" xmlns:cx4="http://schemas.microsoft.com/office/drawing/2016/5/10/chartex" xmlns:cx5="http://schemas.microsoft.com/office/drawing/2016/5/11/chartex" xmlns:cx6="http://schemas.microsoft.com/office/drawing/2016/5/12/chartex" xmlns:cx7="http://schemas.microsoft.com/office/drawing/2016/5/13/chartex" xmlns:cx8="http://schemas.microsoft.com/office/drawing/2016/5/14/chartex" xmlns:mc="http://schemas.openxmlformats.org/markup-compatibility/2006" xmlns:aink="http://schemas.microsoft.com/office/drawing/2016/ink" xmlns:am3d="http://schemas.microsoft.com/office/drawing/2017/model3d" xmlns:o="urn:schemas-microsoft-com:office:office" xmlns:r="http://schemas.openxmlformats.org/officeDocument/2006/relationships" xmlns:m="http://schemas.openxmlformats.org/officeDocument/2006/math" xmlns:v="urn:schemas-microsoft-com:vml" xmlns:wp14="http://schemas.microsoft.com/office/word/2010/wordprocessingDrawing" xmlns:wp="http://schemas.openxmlformats.org/drawingml/2006/wordprocessingDrawing" xmlns:w10="urn:schemas-microsoft-com:office:word" xmlns:w="http://schemas.openxmlformats.org/wordprocessingml/2006/main" xmlns:w14="http://schemas.microsoft.com/office/word/2010/wordml" xmlns:w15="http://schemas.microsoft.com/office/word/2012/wordml" xmlns:w16cid="http://schemas.microsoft.com/office/word/2016/wordml/cid" xmlns:w16se="http://schemas.microsoft.com/office/word/2015/wordml/symex" xmlns:wpg="http://schemas.microsoft.com/office/word/2010/wordprocessingGroup" xmlns:wpi="http://schemas.microsoft.com/office/word/2010/wordprocessingInk" xmlns:wne="http://schemas.microsoft.com/office/word/2006/wordml" xmlns:wps="http://schemas.microsoft.com/office/word/2010/wordprocessingShape" mc:Ignorable="w14 w15 w16se w16cid wp14">
   <w:endnote w:type="separator" w:id="-1">
     <w:p>
       <w:pPr>
@@ -5354,34 +5684,32 @@
 </file>
 
 <file path=word/footer1.xml><?xml version="1.0" encoding="utf-8"?>
-<w:ftr xmlns:wpc="http://schemas.microsoft.com/office/word/2010/wordprocessingCanvas" xmlns:cx="http://schemas.microsoft.com/office/drawing/2014/chartex" xmlns:cx1="http://schemas.microsoft.com/office/drawing/2015/9/8/chartex" xmlns:cx2="http://schemas.microsoft.com/office/drawing/2015/10/21/chartex" xmlns:cx3="http://schemas.microsoft.com/office/drawing/2016/5/9/chartex" xmlns:cx4="http://schemas.microsoft.com/office/drawing/2016/5/10/chartex" xmlns:cx5="http://schemas.microsoft.com/office/drawing/2016/5/11/chartex" xmlns:cx6="http://schemas.microsoft.com/office/drawing/2016/5/12/chartex" xmlns:cx7="http://schemas.microsoft.com/office/drawing/2016/5/13/chartex" xmlns:cx8="http://schemas.microsoft.com/office/drawing/2016/5/14/chartex" xmlns:mc="http://schemas.openxmlformats.org/markup-compatibility/2006" xmlns:aink="http://schemas.microsoft.com/office/drawing/2016/ink" xmlns:am3d="http://schemas.microsoft.com/office/drawing/2017/model3d" xmlns:o="urn:schemas-microsoft-com:office:office" xmlns:oel="http://schemas.microsoft.com/office/2019/extlst" xmlns:r="http://schemas.openxmlformats.org/officeDocument/2006/relationships" xmlns:m="http://schemas.openxmlformats.org/officeDocument/2006/math" xmlns:v="urn:schemas-microsoft-com:vml" xmlns:wp14="http://schemas.microsoft.com/office/word/2010/wordprocessingDrawing" xmlns:wp="http://schemas.openxmlformats.org/drawingml/2006/wordprocessingDrawing" xmlns:w10="urn:schemas-microsoft-com:office:word" xmlns:w="http://schemas.openxmlformats.org/wordprocessingml/2006/main" xmlns:w14="http://schemas.microsoft.com/office/word/2010/wordml" xmlns:w15="http://schemas.microsoft.com/office/word/2012/wordml" xmlns:w16cex="http://schemas.microsoft.com/office/word/2018/wordml/cex" xmlns:w16cid="http://schemas.microsoft.com/office/word/2016/wordml/cid" xmlns:w16="http://schemas.microsoft.com/office/word/2018/wordml" xmlns:w16du="http://schemas.microsoft.com/office/word/2023/wordml/word16du" xmlns:w16sdtdh="http://schemas.microsoft.com/office/word/2020/wordml/sdtdatahash" xmlns:w16sdtfl="http://schemas.microsoft.com/office/word/2024/wordml/sdtformatlock" xmlns:w16se="http://schemas.microsoft.com/office/word/2015/wordml/symex" xmlns:wpg="http://schemas.microsoft.com/office/word/2010/wordprocessingGroup" xmlns:wpi="http://schemas.microsoft.com/office/word/2010/wordprocessingInk" xmlns:wne="http://schemas.microsoft.com/office/word/2006/wordml" xmlns:wps="http://schemas.microsoft.com/office/word/2010/wordprocessingShape" mc:Ignorable="w14 w15 w16se w16cid w16 w16cex w16sdtdh w16sdtfl w16du wp14">
+<w:ftr xmlns:wpc="http://schemas.microsoft.com/office/word/2010/wordprocessingCanvas" xmlns:cx="http://schemas.microsoft.com/office/drawing/2014/chartex" xmlns:cx1="http://schemas.microsoft.com/office/drawing/2015/9/8/chartex" xmlns:cx2="http://schemas.microsoft.com/office/drawing/2015/10/21/chartex" xmlns:cx3="http://schemas.microsoft.com/office/drawing/2016/5/9/chartex" xmlns:cx4="http://schemas.microsoft.com/office/drawing/2016/5/10/chartex" xmlns:cx5="http://schemas.microsoft.com/office/drawing/2016/5/11/chartex" xmlns:cx6="http://schemas.microsoft.com/office/drawing/2016/5/12/chartex" xmlns:cx7="http://schemas.microsoft.com/office/drawing/2016/5/13/chartex" xmlns:cx8="http://schemas.microsoft.com/office/drawing/2016/5/14/chartex" xmlns:mc="http://schemas.openxmlformats.org/markup-compatibility/2006" xmlns:aink="http://schemas.microsoft.com/office/drawing/2016/ink" xmlns:am3d="http://schemas.microsoft.com/office/drawing/2017/model3d" xmlns:o="urn:schemas-microsoft-com:office:office" xmlns:r="http://schemas.openxmlformats.org/officeDocument/2006/relationships" xmlns:m="http://schemas.openxmlformats.org/officeDocument/2006/math" xmlns:v="urn:schemas-microsoft-com:vml" xmlns:wp14="http://schemas.microsoft.com/office/word/2010/wordprocessingDrawing" xmlns:wp="http://schemas.openxmlformats.org/drawingml/2006/wordprocessingDrawing" xmlns:w10="urn:schemas-microsoft-com:office:word" xmlns:w="http://schemas.openxmlformats.org/wordprocessingml/2006/main" xmlns:w14="http://schemas.microsoft.com/office/word/2010/wordml" xmlns:w15="http://schemas.microsoft.com/office/word/2012/wordml" xmlns:w16cid="http://schemas.microsoft.com/office/word/2016/wordml/cid" xmlns:w16se="http://schemas.microsoft.com/office/word/2015/wordml/symex" xmlns:wpg="http://schemas.microsoft.com/office/word/2010/wordprocessingGroup" xmlns:wpi="http://schemas.microsoft.com/office/word/2010/wordprocessingInk" xmlns:wne="http://schemas.microsoft.com/office/word/2006/wordml" xmlns:wps="http://schemas.microsoft.com/office/word/2010/wordprocessingShape" mc:Ignorable="w14 w15 w16se w16cid wp14">
   <w:p>
     <w:pPr>
       <w:pStyle w:val="Footer"/>
       <w:jc w:val="center"/>
-      <w:rPr>
-        <w:lang w:val="fr-FR"/>
-      </w:rPr>
     </w:pPr>
     <w:r>
       <w:rPr>
         <w:color w:val="595959"/>
         <w:sz w:val="14"/>
-        <w:lang w:val="fr-FR"/>
-      </w:rPr>
+      </w:rPr>
+      <w:t>Email: info@integritytravl.com | WhatsApp: +</w:t>
     </w:r>
     <w:r>
       <w:rPr>
+        <w:color w:val="595959"/>
         <w:sz w:val="14"/>
       </w:rPr>
-      <w:t>Email: killiantubuo.nkwain.kiawitech@gmail.com | WhatsApp: +237 683 190 412</w:t>
+      <w:t>1 825 925 5069</w:t>
     </w:r>
   </w:p>
 </w:ftr>
 </file>
 
 <file path=word/footnotes.xml><?xml version="1.0" encoding="utf-8"?>
-<w:footnotes xmlns:wpc="http://schemas.microsoft.com/office/word/2010/wordprocessingCanvas" xmlns:cx="http://schemas.microsoft.com/office/drawing/2014/chartex" xmlns:cx1="http://schemas.microsoft.com/office/drawing/2015/9/8/chartex" xmlns:cx2="http://schemas.microsoft.com/office/drawing/2015/10/21/chartex" xmlns:cx3="http://schemas.microsoft.com/office/drawing/2016/5/9/chartex" xmlns:cx4="http://schemas.microsoft.com/office/drawing/2016/5/10/chartex" xmlns:cx5="http://schemas.microsoft.com/office/drawing/2016/5/11/chartex" xmlns:cx6="http://schemas.microsoft.com/office/drawing/2016/5/12/chartex" xmlns:cx7="http://schemas.microsoft.com/office/drawing/2016/5/13/chartex" xmlns:cx8="http://schemas.microsoft.com/office/drawing/2016/5/14/chartex" xmlns:mc="http://schemas.openxmlformats.org/markup-compatibility/2006" xmlns:aink="http://schemas.microsoft.com/office/drawing/2016/ink" xmlns:am3d="http://schemas.microsoft.com/office/drawing/2017/model3d" xmlns:o="urn:schemas-microsoft-com:office:office" xmlns:oel="http://schemas.microsoft.com/office/2019/extlst" xmlns:r="http://schemas.openxmlformats.org/officeDocument/2006/relationships" xmlns:m="http://schemas.openxmlformats.org/officeDocument/2006/math" xmlns:v="urn:schemas-microsoft-com:vml" xmlns:wp14="http://schemas.microsoft.com/office/word/2010/wordprocessingDrawing" xmlns:wp="http://schemas.openxmlformats.org/drawingml/2006/wordprocessingDrawing" xmlns:w10="urn:schemas-microsoft-com:office:word" xmlns:w="http://schemas.openxmlformats.org/wordprocessingml/2006/main" xmlns:w14="http://schemas.microsoft.com/office/word/2010/wordml" xmlns:w15="http://schemas.microsoft.com/office/word/2012/wordml" xmlns:w16cex="http://schemas.microsoft.com/office/word/2018/wordml/cex" xmlns:w16cid="http://schemas.microsoft.com/office/word/2016/wordml/cid" xmlns:w16="http://schemas.microsoft.com/office/word/2018/wordml" xmlns:w16du="http://schemas.microsoft.com/office/word/2023/wordml/word16du" xmlns:w16sdtdh="http://schemas.microsoft.com/office/word/2020/wordml/sdtdatahash" xmlns:w16sdtfl="http://schemas.microsoft.com/office/word/2024/wordml/sdtformatlock" xmlns:w16se="http://schemas.microsoft.com/office/word/2015/wordml/symex" xmlns:wpg="http://schemas.microsoft.com/office/word/2010/wordprocessingGroup" xmlns:wpi="http://schemas.microsoft.com/office/word/2010/wordprocessingInk" xmlns:wne="http://schemas.microsoft.com/office/word/2006/wordml" xmlns:wps="http://schemas.microsoft.com/office/word/2010/wordprocessingShape" mc:Ignorable="w14 w15 w16se w16cid w16 w16cex w16sdtdh w16sdtfl w16du wp14">
+<w:footnotes xmlns:wpc="http://schemas.microsoft.com/office/word/2010/wordprocessingCanvas" xmlns:cx="http://schemas.microsoft.com/office/drawing/2014/chartex" xmlns:cx1="http://schemas.microsoft.com/office/drawing/2015/9/8/chartex" xmlns:cx2="http://schemas.microsoft.com/office/drawing/2015/10/21/chartex" xmlns:cx3="http://schemas.microsoft.com/office/drawing/2016/5/9/chartex" xmlns:cx4="http://schemas.microsoft.com/office/drawing/2016/5/10/chartex" xmlns:cx5="http://schemas.microsoft.com/office/drawing/2016/5/11/chartex" xmlns:cx6="http://schemas.microsoft.com/office/drawing/2016/5/12/chartex" xmlns:cx7="http://schemas.microsoft.com/office/drawing/2016/5/13/chartex" xmlns:cx8="http://schemas.microsoft.com/office/drawing/2016/5/14/chartex" xmlns:mc="http://schemas.openxmlformats.org/markup-compatibility/2006" xmlns:aink="http://schemas.microsoft.com/office/drawing/2016/ink" xmlns:am3d="http://schemas.microsoft.com/office/drawing/2017/model3d" xmlns:o="urn:schemas-microsoft-com:office:office" xmlns:r="http://schemas.openxmlformats.org/officeDocument/2006/relationships" xmlns:m="http://schemas.openxmlformats.org/officeDocument/2006/math" xmlns:v="urn:schemas-microsoft-com:vml" xmlns:wp14="http://schemas.microsoft.com/office/word/2010/wordprocessingDrawing" xmlns:wp="http://schemas.openxmlformats.org/drawingml/2006/wordprocessingDrawing" xmlns:w10="urn:schemas-microsoft-com:office:word" xmlns:w="http://schemas.openxmlformats.org/wordprocessingml/2006/main" xmlns:w14="http://schemas.microsoft.com/office/word/2010/wordml" xmlns:w15="http://schemas.microsoft.com/office/word/2012/wordml" xmlns:w16cid="http://schemas.microsoft.com/office/word/2016/wordml/cid" xmlns:w16se="http://schemas.microsoft.com/office/word/2015/wordml/symex" xmlns:wpg="http://schemas.microsoft.com/office/word/2010/wordprocessingGroup" xmlns:wpi="http://schemas.microsoft.com/office/word/2010/wordprocessingInk" xmlns:wne="http://schemas.microsoft.com/office/word/2006/wordml" xmlns:wps="http://schemas.microsoft.com/office/word/2010/wordprocessingShape" mc:Ignorable="w14 w15 w16se w16cid wp14">
   <w:footnote w:type="separator" w:id="-1">
     <w:p>
       <w:pPr>
@@ -5405,18 +5733,8 @@
 </w:footnotes>
 </file>
 
-<file path=word/header1.xml><?xml version="1.0" encoding="utf-8"?>
-<w:hdr xmlns:m="http://schemas.openxmlformats.org/officeDocument/2006/math" xmlns:mc="http://schemas.openxmlformats.org/markup-compatibility/2006" xmlns:mo="http://schemas.microsoft.com/office/mac/office/2008/main" xmlns:mv="urn:schemas-microsoft-com:mac:vml" xmlns:o="urn:schemas-microsoft-com:office:office" xmlns:r="http://schemas.openxmlformats.org/officeDocument/2006/relationships" xmlns:v="urn:schemas-microsoft-com:vml" xmlns:w10="urn:schemas-microsoft-com:office:word" xmlns:w14="http://schemas.microsoft.com/office/word/2010/wordml" xmlns:w="http://schemas.openxmlformats.org/wordprocessingml/2006/main" xmlns:wne="http://schemas.microsoft.com/office/word/2006/wordml" xmlns:wp14="http://schemas.microsoft.com/office/word/2010/wordprocessingDrawing" xmlns:wp="http://schemas.openxmlformats.org/drawingml/2006/wordprocessingDrawing" xmlns:wpc="http://schemas.microsoft.com/office/word/2010/wordprocessingCanvas" xmlns:wpg="http://schemas.microsoft.com/office/word/2010/wordprocessingGroup" xmlns:wpi="http://schemas.microsoft.com/office/word/2010/wordprocessingInk" xmlns:wps="http://schemas.microsoft.com/office/word/2010/wordprocessingShape" mc:Ignorable="w14 wp14">
-  <w:p>
-    <w:pPr>
-      <w:pStyle w:val="Header"/>
-    </w:pPr>
-  </w:p>
-</w:hdr>
-</file>
-
 <file path=word/numbering.xml><?xml version="1.0" encoding="utf-8"?>
-<w:numbering xmlns:wpc="http://schemas.microsoft.com/office/word/2010/wordprocessingCanvas" xmlns:cx="http://schemas.microsoft.com/office/drawing/2014/chartex" xmlns:cx1="http://schemas.microsoft.com/office/drawing/2015/9/8/chartex" xmlns:cx2="http://schemas.microsoft.com/office/drawing/2015/10/21/chartex" xmlns:cx3="http://schemas.microsoft.com/office/drawing/2016/5/9/chartex" xmlns:cx4="http://schemas.microsoft.com/office/drawing/2016/5/10/chartex" xmlns:cx5="http://schemas.microsoft.com/office/drawing/2016/5/11/chartex" xmlns:cx6="http://schemas.microsoft.com/office/drawing/2016/5/12/chartex" xmlns:cx7="http://schemas.microsoft.com/office/drawing/2016/5/13/chartex" xmlns:cx8="http://schemas.microsoft.com/office/drawing/2016/5/14/chartex" xmlns:mc="http://schemas.openxmlformats.org/markup-compatibility/2006" xmlns:aink="http://schemas.microsoft.com/office/drawing/2016/ink" xmlns:am3d="http://schemas.microsoft.com/office/drawing/2017/model3d" xmlns:o="urn:schemas-microsoft-com:office:office" xmlns:oel="http://schemas.microsoft.com/office/2019/extlst" xmlns:r="http://schemas.openxmlformats.org/officeDocument/2006/relationships" xmlns:m="http://schemas.openxmlformats.org/officeDocument/2006/math" xmlns:v="urn:schemas-microsoft-com:vml" xmlns:wp14="http://schemas.microsoft.com/office/word/2010/wordprocessingDrawing" xmlns:wp="http://schemas.openxmlformats.org/drawingml/2006/wordprocessingDrawing" xmlns:w10="urn:schemas-microsoft-com:office:word" xmlns:w="http://schemas.openxmlformats.org/wordprocessingml/2006/main" xmlns:w14="http://schemas.microsoft.com/office/word/2010/wordml" xmlns:w15="http://schemas.microsoft.com/office/word/2012/wordml" xmlns:w16cex="http://schemas.microsoft.com/office/word/2018/wordml/cex" xmlns:w16cid="http://schemas.microsoft.com/office/word/2016/wordml/cid" xmlns:w16="http://schemas.microsoft.com/office/word/2018/wordml" xmlns:w16du="http://schemas.microsoft.com/office/word/2023/wordml/word16du" xmlns:w16sdtdh="http://schemas.microsoft.com/office/word/2020/wordml/sdtdatahash" xmlns:w16sdtfl="http://schemas.microsoft.com/office/word/2024/wordml/sdtformatlock" xmlns:w16se="http://schemas.microsoft.com/office/word/2015/wordml/symex" xmlns:wpg="http://schemas.microsoft.com/office/word/2010/wordprocessingGroup" xmlns:wpi="http://schemas.microsoft.com/office/word/2010/wordprocessingInk" xmlns:wne="http://schemas.microsoft.com/office/word/2006/wordml" xmlns:wps="http://schemas.microsoft.com/office/word/2010/wordprocessingShape" mc:Ignorable="w14 w15 w16se w16cid w16 w16cex w16sdtdh w16sdtfl w16du wp14">
+<w:numbering xmlns:wpc="http://schemas.microsoft.com/office/word/2010/wordprocessingCanvas" xmlns:cx="http://schemas.microsoft.com/office/drawing/2014/chartex" xmlns:cx1="http://schemas.microsoft.com/office/drawing/2015/9/8/chartex" xmlns:cx2="http://schemas.microsoft.com/office/drawing/2015/10/21/chartex" xmlns:cx3="http://schemas.microsoft.com/office/drawing/2016/5/9/chartex" xmlns:cx4="http://schemas.microsoft.com/office/drawing/2016/5/10/chartex" xmlns:cx5="http://schemas.microsoft.com/office/drawing/2016/5/11/chartex" xmlns:cx6="http://schemas.microsoft.com/office/drawing/2016/5/12/chartex" xmlns:cx7="http://schemas.microsoft.com/office/drawing/2016/5/13/chartex" xmlns:cx8="http://schemas.microsoft.com/office/drawing/2016/5/14/chartex" xmlns:mc="http://schemas.openxmlformats.org/markup-compatibility/2006" xmlns:aink="http://schemas.microsoft.com/office/drawing/2016/ink" xmlns:am3d="http://schemas.microsoft.com/office/drawing/2017/model3d" xmlns:o="urn:schemas-microsoft-com:office:office" xmlns:r="http://schemas.openxmlformats.org/officeDocument/2006/relationships" xmlns:m="http://schemas.openxmlformats.org/officeDocument/2006/math" xmlns:v="urn:schemas-microsoft-com:vml" xmlns:wp14="http://schemas.microsoft.com/office/word/2010/wordprocessingDrawing" xmlns:wp="http://schemas.openxmlformats.org/drawingml/2006/wordprocessingDrawing" xmlns:w10="urn:schemas-microsoft-com:office:word" xmlns:w="http://schemas.openxmlformats.org/wordprocessingml/2006/main" xmlns:w14="http://schemas.microsoft.com/office/word/2010/wordml" xmlns:w15="http://schemas.microsoft.com/office/word/2012/wordml" xmlns:w16cid="http://schemas.microsoft.com/office/word/2016/wordml/cid" xmlns:w16se="http://schemas.microsoft.com/office/word/2015/wordml/symex" xmlns:wpg="http://schemas.microsoft.com/office/word/2010/wordprocessingGroup" xmlns:wpi="http://schemas.microsoft.com/office/word/2010/wordprocessingInk" xmlns:wne="http://schemas.microsoft.com/office/word/2006/wordml" xmlns:wps="http://schemas.microsoft.com/office/word/2010/wordprocessingShape" mc:Ignorable="w14 w15 w16se w16cid wp14">
   <w:abstractNum w:abstractNumId="0" w15:restartNumberingAfterBreak="0">
     <w:nsid w:val="FFFFFF7C"/>
     <w:multiLevelType w:val="singleLevel"/>
@@ -5588,38 +5906,38 @@
       </w:rPr>
     </w:lvl>
   </w:abstractNum>
-  <w:num w:numId="1" w16cid:durableId="225067997">
+  <w:num w:numId="1">
     <w:abstractNumId w:val="8"/>
   </w:num>
-  <w:num w:numId="2" w16cid:durableId="1516113163">
+  <w:num w:numId="2">
     <w:abstractNumId w:val="6"/>
   </w:num>
-  <w:num w:numId="3" w16cid:durableId="1459639633">
+  <w:num w:numId="3">
     <w:abstractNumId w:val="5"/>
   </w:num>
-  <w:num w:numId="4" w16cid:durableId="1452162148">
+  <w:num w:numId="4">
     <w:abstractNumId w:val="4"/>
   </w:num>
-  <w:num w:numId="5" w16cid:durableId="902447682">
+  <w:num w:numId="5">
     <w:abstractNumId w:val="7"/>
   </w:num>
-  <w:num w:numId="6" w16cid:durableId="2067874904">
+  <w:num w:numId="6">
     <w:abstractNumId w:val="3"/>
   </w:num>
-  <w:num w:numId="7" w16cid:durableId="2026127801">
+  <w:num w:numId="7">
     <w:abstractNumId w:val="2"/>
   </w:num>
-  <w:num w:numId="8" w16cid:durableId="1358652265">
+  <w:num w:numId="8">
     <w:abstractNumId w:val="1"/>
   </w:num>
-  <w:num w:numId="9" w16cid:durableId="1635089997">
+  <w:num w:numId="9">
     <w:abstractNumId w:val="0"/>
   </w:num>
 </w:numbering>
 </file>
 
 <file path=word/styles.xml><?xml version="1.0" encoding="utf-8"?>
-<w:styles xmlns:mc="http://schemas.openxmlformats.org/markup-compatibility/2006" xmlns:r="http://schemas.openxmlformats.org/officeDocument/2006/relationships" xmlns:w="http://schemas.openxmlformats.org/wordprocessingml/2006/main" xmlns:w14="http://schemas.microsoft.com/office/word/2010/wordml" xmlns:w15="http://schemas.microsoft.com/office/word/2012/wordml" xmlns:w16cex="http://schemas.microsoft.com/office/word/2018/wordml/cex" xmlns:w16cid="http://schemas.microsoft.com/office/word/2016/wordml/cid" xmlns:w16="http://schemas.microsoft.com/office/word/2018/wordml" xmlns:w16du="http://schemas.microsoft.com/office/word/2023/wordml/word16du" xmlns:w16sdtdh="http://schemas.microsoft.com/office/word/2020/wordml/sdtdatahash" xmlns:w16sdtfl="http://schemas.microsoft.com/office/word/2024/wordml/sdtformatlock" xmlns:w16se="http://schemas.microsoft.com/office/word/2015/wordml/symex" mc:Ignorable="w14 w15 w16se w16cid w16 w16cex w16sdtdh w16sdtfl w16du">
+<w:styles xmlns:mc="http://schemas.openxmlformats.org/markup-compatibility/2006" xmlns:r="http://schemas.openxmlformats.org/officeDocument/2006/relationships" xmlns:w="http://schemas.openxmlformats.org/wordprocessingml/2006/main" xmlns:w14="http://schemas.microsoft.com/office/word/2010/wordml" xmlns:w15="http://schemas.microsoft.com/office/word/2012/wordml" xmlns:w16cid="http://schemas.microsoft.com/office/word/2016/wordml/cid" xmlns:w16se="http://schemas.microsoft.com/office/word/2015/wordml/symex" mc:Ignorable="w14 w15 w16se w16cid">
   <w:docDefaults>
     <w:rPrDefault>
       <w:rPr>
@@ -5635,7 +5953,7 @@
       </w:pPr>
     </w:pPrDefault>
   </w:docDefaults>
-  <w:latentStyles w:defLockedState="0" w:defUIPriority="99" w:defSemiHidden="0" w:defUnhideWhenUsed="0" w:defQFormat="0" w:count="376">
+  <w:latentStyles w:defLockedState="0" w:defUIPriority="99" w:defSemiHidden="0" w:defUnhideWhenUsed="0" w:defQFormat="0" w:count="375">
     <w:lsdException w:name="Normal" w:uiPriority="0" w:qFormat="1"/>
     <w:lsdException w:name="heading 1" w:uiPriority="9" w:qFormat="1"/>
     <w:lsdException w:name="heading 2" w:semiHidden="1" w:uiPriority="9" w:unhideWhenUsed="1" w:qFormat="1"/>
@@ -6002,7 +6320,6 @@
     <w:lsdException w:name="Smart Hyperlink" w:semiHidden="1" w:unhideWhenUsed="1"/>
     <w:lsdException w:name="Hashtag" w:semiHidden="1" w:unhideWhenUsed="1"/>
     <w:lsdException w:name="Unresolved Mention" w:semiHidden="1" w:unhideWhenUsed="1"/>
-    <w:lsdException w:name="Smart Link" w:semiHidden="1" w:unhideWhenUsed="1"/>
   </w:latentStyles>
   <w:style w:type="paragraph" w:default="1" w:styleId="Normal">
     <w:name w:val="Normal"/>
@@ -17331,7 +17648,7 @@
 </file>
 
 <file path=customXml/itemProps1.xml><?xml version="1.0" encoding="utf-8"?>
-<ds:datastoreItem xmlns:ds="http://schemas.openxmlformats.org/officeDocument/2006/customXml" ds:itemID="{EF278816-EC6F-A645-907D-7F25AECB1D4A}">
+<ds:datastoreItem xmlns:ds="http://schemas.openxmlformats.org/officeDocument/2006/customXml" ds:itemID="{63A8548D-82DA-46DC-B949-93DE88FF04B2}">
   <ds:schemaRefs>
     <ds:schemaRef ds:uri="http://schemas.openxmlformats.org/officeDocument/2006/bibliography"/>
   </ds:schemaRefs>
